--- a/lessons/1-5/homework.docx
+++ b/lessons/1-5/homework.docx
@@ -106,7 +106,55 @@
     </w:p>
     <w:p>
       <w:pPr>
-        <w:spacing w:after="60"/>
+        <w:keepNext/>
+        <w:spacing w:after="20" w:before="80"/>
+        <w:jc w:val="center"/>
+      </w:pPr>
+      <w:r>
+        <w:drawing>
+          <wp:inline distT="0" distB="0" distL="0" distR="0">
+            <wp:extent cx="1047750" cy="790575"/>
+            <wp:effectExtent t="0" r="0" b="0" l="0"/>
+            <wp:docPr id="1" name="" descr="" title=""/>
+            <wp:cNvGraphicFramePr>
+              <a:graphicFrameLocks xmlns:a="http://schemas.openxmlformats.org/drawingml/2006/main" noChangeAspect="1"/>
+            </wp:cNvGraphicFramePr>
+            <a:graphic xmlns:a="http://schemas.openxmlformats.org/drawingml/2006/main">
+              <a:graphicData uri="http://schemas.openxmlformats.org/drawingml/2006/picture">
+                <pic:pic xmlns:pic="http://schemas.openxmlformats.org/drawingml/2006/picture">
+                  <pic:nvPicPr>
+                    <pic:cNvPr id="0" name="" descr=""/>
+                    <pic:cNvPicPr>
+                      <a:picLocks noChangeAspect="1" noChangeArrowheads="1"/>
+                    </pic:cNvPicPr>
+                  </pic:nvPicPr>
+                  <pic:blipFill>
+                    <a:blip r:embed="rId7" cstate="none"/>
+                    <a:srcRect/>
+                    <a:stretch>
+                      <a:fillRect/>
+                    </a:stretch>
+                  </pic:blipFill>
+                  <pic:spPr bwMode="auto">
+                    <a:xfrm>
+                      <a:off x="0" y="0"/>
+                      <a:ext cx="1047750" cy="790575"/>
+                    </a:xfrm>
+                    <a:prstGeom prst="rect">
+                      <a:avLst/>
+                    </a:prstGeom>
+                  </pic:spPr>
+                </pic:pic>
+              </a:graphicData>
+            </a:graphic>
+          </wp:inline>
+        </w:drawing>
+      </w:r>
+    </w:p>
+    <w:p>
+      <w:pPr>
+        <w:keepNext/>
+        <w:spacing w:after="120"/>
       </w:pPr>
       <w:r>
         <w:rPr>
@@ -116,12 +164,60 @@
         <w:t xml:space="preserve">Decimal (Decimal)</w:t>
       </w:r>
       <w:r>
-        <w:t xml:space="preserve"> — A number that uses a decimal point to show a value between whole numbers</w:t>
-      </w:r>
-    </w:p>
-    <w:p>
-      <w:pPr>
-        <w:spacing w:after="60"/>
+        <w:t xml:space="preserve"> — A number with a dot that shows a part between whole numbers.</w:t>
+      </w:r>
+    </w:p>
+    <w:p>
+      <w:pPr>
+        <w:keepNext/>
+        <w:spacing w:after="20" w:before="80"/>
+        <w:jc w:val="center"/>
+      </w:pPr>
+      <w:r>
+        <w:drawing>
+          <wp:inline distT="0" distB="0" distL="0" distR="0">
+            <wp:extent cx="1047750" cy="790575"/>
+            <wp:effectExtent t="0" r="0" b="0" l="0"/>
+            <wp:docPr id="1" name="" descr="" title=""/>
+            <wp:cNvGraphicFramePr>
+              <a:graphicFrameLocks xmlns:a="http://schemas.openxmlformats.org/drawingml/2006/main" noChangeAspect="1"/>
+            </wp:cNvGraphicFramePr>
+            <a:graphic xmlns:a="http://schemas.openxmlformats.org/drawingml/2006/main">
+              <a:graphicData uri="http://schemas.openxmlformats.org/drawingml/2006/picture">
+                <pic:pic xmlns:pic="http://schemas.openxmlformats.org/drawingml/2006/picture">
+                  <pic:nvPicPr>
+                    <pic:cNvPr id="0" name="" descr=""/>
+                    <pic:cNvPicPr>
+                      <a:picLocks noChangeAspect="1" noChangeArrowheads="1"/>
+                    </pic:cNvPicPr>
+                  </pic:nvPicPr>
+                  <pic:blipFill>
+                    <a:blip r:embed="rId7" cstate="none"/>
+                    <a:srcRect/>
+                    <a:stretch>
+                      <a:fillRect/>
+                    </a:stretch>
+                  </pic:blipFill>
+                  <pic:spPr bwMode="auto">
+                    <a:xfrm>
+                      <a:off x="0" y="0"/>
+                      <a:ext cx="1047750" cy="790575"/>
+                    </a:xfrm>
+                    <a:prstGeom prst="rect">
+                      <a:avLst/>
+                    </a:prstGeom>
+                  </pic:spPr>
+                </pic:pic>
+              </a:graphicData>
+            </a:graphic>
+          </wp:inline>
+        </w:drawing>
+      </w:r>
+    </w:p>
+    <w:p>
+      <w:pPr>
+        <w:keepNext/>
+        <w:spacing w:after="120"/>
       </w:pPr>
       <w:r>
         <w:rPr>
@@ -131,12 +227,60 @@
         <w:t xml:space="preserve">Place value (Valor posicional)</w:t>
       </w:r>
       <w:r>
-        <w:t xml:space="preserve"> — The value of a digit based on its position in a number</w:t>
-      </w:r>
-    </w:p>
-    <w:p>
-      <w:pPr>
-        <w:spacing w:after="60"/>
+        <w:t xml:space="preserve"> — What a digit is worth based on where it sits in a number.</w:t>
+      </w:r>
+    </w:p>
+    <w:p>
+      <w:pPr>
+        <w:keepNext/>
+        <w:spacing w:after="20" w:before="80"/>
+        <w:jc w:val="center"/>
+      </w:pPr>
+      <w:r>
+        <w:drawing>
+          <wp:inline distT="0" distB="0" distL="0" distR="0">
+            <wp:extent cx="1047750" cy="790575"/>
+            <wp:effectExtent t="0" r="0" b="0" l="0"/>
+            <wp:docPr id="1" name="" descr="" title=""/>
+            <wp:cNvGraphicFramePr>
+              <a:graphicFrameLocks xmlns:a="http://schemas.openxmlformats.org/drawingml/2006/main" noChangeAspect="1"/>
+            </wp:cNvGraphicFramePr>
+            <a:graphic xmlns:a="http://schemas.openxmlformats.org/drawingml/2006/main">
+              <a:graphicData uri="http://schemas.openxmlformats.org/drawingml/2006/picture">
+                <pic:pic xmlns:pic="http://schemas.openxmlformats.org/drawingml/2006/picture">
+                  <pic:nvPicPr>
+                    <pic:cNvPr id="0" name="" descr=""/>
+                    <pic:cNvPicPr>
+                      <a:picLocks noChangeAspect="1" noChangeArrowheads="1"/>
+                    </pic:cNvPicPr>
+                  </pic:nvPicPr>
+                  <pic:blipFill>
+                    <a:blip r:embed="rId7" cstate="none"/>
+                    <a:srcRect/>
+                    <a:stretch>
+                      <a:fillRect/>
+                    </a:stretch>
+                  </pic:blipFill>
+                  <pic:spPr bwMode="auto">
+                    <a:xfrm>
+                      <a:off x="0" y="0"/>
+                      <a:ext cx="1047750" cy="790575"/>
+                    </a:xfrm>
+                    <a:prstGeom prst="rect">
+                      <a:avLst/>
+                    </a:prstGeom>
+                  </pic:spPr>
+                </pic:pic>
+              </a:graphicData>
+            </a:graphic>
+          </wp:inline>
+        </w:drawing>
+      </w:r>
+    </w:p>
+    <w:p>
+      <w:pPr>
+        <w:keepNext/>
+        <w:spacing w:after="120"/>
       </w:pPr>
       <w:r>
         <w:rPr>
@@ -146,12 +290,60 @@
         <w:t xml:space="preserve">Tenths (Décimas)</w:t>
       </w:r>
       <w:r>
-        <w:t xml:space="preserve"> — The first place to the right of the decimal point, representing parts out of 10</w:t>
-      </w:r>
-    </w:p>
-    <w:p>
-      <w:pPr>
-        <w:spacing w:after="60"/>
+        <w:t xml:space="preserve"> — The first spot after the decimal point. It shows parts out of 10.</w:t>
+      </w:r>
+    </w:p>
+    <w:p>
+      <w:pPr>
+        <w:keepNext/>
+        <w:spacing w:after="20" w:before="80"/>
+        <w:jc w:val="center"/>
+      </w:pPr>
+      <w:r>
+        <w:drawing>
+          <wp:inline distT="0" distB="0" distL="0" distR="0">
+            <wp:extent cx="1047750" cy="790575"/>
+            <wp:effectExtent t="0" r="0" b="0" l="0"/>
+            <wp:docPr id="1" name="" descr="" title=""/>
+            <wp:cNvGraphicFramePr>
+              <a:graphicFrameLocks xmlns:a="http://schemas.openxmlformats.org/drawingml/2006/main" noChangeAspect="1"/>
+            </wp:cNvGraphicFramePr>
+            <a:graphic xmlns:a="http://schemas.openxmlformats.org/drawingml/2006/main">
+              <a:graphicData uri="http://schemas.openxmlformats.org/drawingml/2006/picture">
+                <pic:pic xmlns:pic="http://schemas.openxmlformats.org/drawingml/2006/picture">
+                  <pic:nvPicPr>
+                    <pic:cNvPr id="0" name="" descr=""/>
+                    <pic:cNvPicPr>
+                      <a:picLocks noChangeAspect="1" noChangeArrowheads="1"/>
+                    </pic:cNvPicPr>
+                  </pic:nvPicPr>
+                  <pic:blipFill>
+                    <a:blip r:embed="rId7" cstate="none"/>
+                    <a:srcRect/>
+                    <a:stretch>
+                      <a:fillRect/>
+                    </a:stretch>
+                  </pic:blipFill>
+                  <pic:spPr bwMode="auto">
+                    <a:xfrm>
+                      <a:off x="0" y="0"/>
+                      <a:ext cx="1047750" cy="790575"/>
+                    </a:xfrm>
+                    <a:prstGeom prst="rect">
+                      <a:avLst/>
+                    </a:prstGeom>
+                  </pic:spPr>
+                </pic:pic>
+              </a:graphicData>
+            </a:graphic>
+          </wp:inline>
+        </w:drawing>
+      </w:r>
+    </w:p>
+    <w:p>
+      <w:pPr>
+        <w:keepNext/>
+        <w:spacing w:after="120"/>
       </w:pPr>
       <w:r>
         <w:rPr>
@@ -161,12 +353,60 @@
         <w:t xml:space="preserve">Hundredths (Centésimas)</w:t>
       </w:r>
       <w:r>
-        <w:t xml:space="preserve"> — The second place to the right of the decimal point, representing parts out of 100</w:t>
-      </w:r>
-    </w:p>
-    <w:p>
-      <w:pPr>
-        <w:spacing w:after="60"/>
+        <w:t xml:space="preserve"> — The second spot after the decimal point. It shows parts out of 100.</w:t>
+      </w:r>
+    </w:p>
+    <w:p>
+      <w:pPr>
+        <w:keepNext/>
+        <w:spacing w:after="20" w:before="80"/>
+        <w:jc w:val="center"/>
+      </w:pPr>
+      <w:r>
+        <w:drawing>
+          <wp:inline distT="0" distB="0" distL="0" distR="0">
+            <wp:extent cx="1047750" cy="790575"/>
+            <wp:effectExtent t="0" r="0" b="0" l="0"/>
+            <wp:docPr id="1" name="" descr="" title=""/>
+            <wp:cNvGraphicFramePr>
+              <a:graphicFrameLocks xmlns:a="http://schemas.openxmlformats.org/drawingml/2006/main" noChangeAspect="1"/>
+            </wp:cNvGraphicFramePr>
+            <a:graphic xmlns:a="http://schemas.openxmlformats.org/drawingml/2006/main">
+              <a:graphicData uri="http://schemas.openxmlformats.org/drawingml/2006/picture">
+                <pic:pic xmlns:pic="http://schemas.openxmlformats.org/drawingml/2006/picture">
+                  <pic:nvPicPr>
+                    <pic:cNvPr id="0" name="" descr=""/>
+                    <pic:cNvPicPr>
+                      <a:picLocks noChangeAspect="1" noChangeArrowheads="1"/>
+                    </pic:cNvPicPr>
+                  </pic:nvPicPr>
+                  <pic:blipFill>
+                    <a:blip r:embed="rId7" cstate="none"/>
+                    <a:srcRect/>
+                    <a:stretch>
+                      <a:fillRect/>
+                    </a:stretch>
+                  </pic:blipFill>
+                  <pic:spPr bwMode="auto">
+                    <a:xfrm>
+                      <a:off x="0" y="0"/>
+                      <a:ext cx="1047750" cy="790575"/>
+                    </a:xfrm>
+                    <a:prstGeom prst="rect">
+                      <a:avLst/>
+                    </a:prstGeom>
+                  </pic:spPr>
+                </pic:pic>
+              </a:graphicData>
+            </a:graphic>
+          </wp:inline>
+        </w:drawing>
+      </w:r>
+    </w:p>
+    <w:p>
+      <w:pPr>
+        <w:keepNext/>
+        <w:spacing w:after="120"/>
       </w:pPr>
       <w:r>
         <w:rPr>
@@ -176,7 +416,7 @@
         <w:t xml:space="preserve">Annex zeros (Agregar ceros)</w:t>
       </w:r>
       <w:r>
-        <w:t xml:space="preserve"> — Adding zeros to the end of a decimal to give numbers the same number of decimal places</w:t>
+        <w:t xml:space="preserve"> — Adding zeros at the end of a decimal so numbers line up evenly.</w:t>
       </w:r>
     </w:p>
     <w:p>

--- a/lessons/1-5/homework.docx
+++ b/lessons/1-5/homework.docx
@@ -24,7 +24,7 @@
           <w:i/>
           <w:iCs/>
         </w:rPr>
-        <w:t xml:space="preserve">Lesson 1-5  •  Standard 6.NS.3</w:t>
+        <w:t xml:space="preserve">Lesson 1-5  •  Standard 6.NOS.3</w:t>
       </w:r>
     </w:p>
     <w:p>
@@ -1129,39 +1129,43 @@
           <w:b/>
           <w:bCs/>
         </w:rPr>
-        <w:t xml:space="preserve">7. What is 12.45 + 7.8?</w:t>
-      </w:r>
-    </w:p>
-    <w:p>
-      <w:pPr>
-        <w:spacing w:after="40" w:before="0"/>
-      </w:pPr>
-      <w:r>
-        <w:t xml:space="preserve">     A. 20.25</w:t>
-      </w:r>
-    </w:p>
-    <w:p>
-      <w:pPr>
-        <w:spacing w:after="40" w:before="0"/>
-      </w:pPr>
-      <w:r>
-        <w:t xml:space="preserve">     B. 19.25</w:t>
-      </w:r>
-    </w:p>
-    <w:p>
-      <w:pPr>
-        <w:spacing w:after="40" w:before="0"/>
-      </w:pPr>
-      <w:r>
-        <w:t xml:space="preserve">     C. 20.5</w:t>
-      </w:r>
-    </w:p>
-    <w:p>
-      <w:pPr>
-        <w:spacing w:after="40" w:before="0"/>
-      </w:pPr>
-      <w:r>
-        <w:t xml:space="preserve">     D. 12.53</w:t>
+        <w:t xml:space="preserve">7. onLevel — Spot the Common Mistake</w:t>
+      </w:r>
+    </w:p>
+    <w:p>
+      <w:pPr>
+        <w:spacing w:after="40" w:before="0"/>
+      </w:pPr>
+      <w:r>
+        <w:t xml:space="preserve">   Step 1 (Read): A student is working on Add and Subtract Decimals.</w:t>
+      </w:r>
+    </w:p>
+    <w:p>
+      <w:pPr>
+        <w:spacing w:after="40" w:before="0"/>
+      </w:pPr>
+      <w:r>
+        <w:t xml:space="preserve">   Step 2 (Attempt): They ignored the rule: Line up the decimal points, annex zeros if needed, then add or subtract one column at a time.</w:t>
+      </w:r>
+    </w:p>
+    <w:p>
+      <w:pPr>
+        <w:spacing w:after="40" w:before="0"/>
+      </w:pPr>
+      <w:r>
+        <w:t xml:space="preserve">   Step 3 (Check): The answer does not match the math rule from class.</w:t>
+      </w:r>
+    </w:p>
+    <w:p>
+      <w:pPr>
+        <w:spacing w:after="60" w:before="0"/>
+      </w:pPr>
+      <w:r>
+        <w:rPr>
+          <w:i/>
+          <w:iCs/>
+        </w:rPr>
+        <w:t xml:space="preserve">Which step has the mistake? Explain and fix it:</w:t>
       </w:r>
     </w:p>
     <w:p>
@@ -1177,6 +1181,28 @@
     </w:p>
     <w:p>
       <w:pPr>
+        <w:spacing w:after="60" w:before="120"/>
+      </w:pPr>
+      <w:r>
+        <w:rPr>
+          <w:color w:val="BBBBBB"/>
+        </w:rPr>
+        <w:t xml:space="preserve">______________________________________________________________________</w:t>
+      </w:r>
+    </w:p>
+    <w:p>
+      <w:pPr>
+        <w:spacing w:after="60" w:before="120"/>
+      </w:pPr>
+      <w:r>
+        <w:rPr>
+          <w:color w:val="BBBBBB"/>
+        </w:rPr>
+        <w:t xml:space="preserve">______________________________________________________________________</w:t>
+      </w:r>
+    </w:p>
+    <w:p>
+      <w:pPr>
         <w:spacing w:after="80" w:before="0"/>
       </w:pPr>
       <w:r>
@@ -1184,39 +1210,39 @@
           <w:b/>
           <w:bCs/>
         </w:rPr>
-        <w:t xml:space="preserve">8. What is 30 − 14.6?</w:t>
-      </w:r>
-    </w:p>
-    <w:p>
-      <w:pPr>
-        <w:spacing w:after="40" w:before="0"/>
-      </w:pPr>
-      <w:r>
-        <w:t xml:space="preserve">     A. 15.4</w:t>
-      </w:r>
-    </w:p>
-    <w:p>
-      <w:pPr>
-        <w:spacing w:after="40" w:before="0"/>
-      </w:pPr>
-      <w:r>
-        <w:t xml:space="preserve">     B. 16.4</w:t>
-      </w:r>
-    </w:p>
-    <w:p>
-      <w:pPr>
-        <w:spacing w:after="40" w:before="0"/>
-      </w:pPr>
-      <w:r>
-        <w:t xml:space="preserve">     C. 15.6</w:t>
-      </w:r>
-    </w:p>
-    <w:p>
-      <w:pPr>
-        <w:spacing w:after="40" w:before="0"/>
-      </w:pPr>
-      <w:r>
-        <w:t xml:space="preserve">     D. 14.6</w:t>
+        <w:t xml:space="preserve">8. Case File: A crew member's snack receipt shows $27.60 for dried fruit and $15.45 for protein bars. What is the total on the receipt?</w:t>
+      </w:r>
+    </w:p>
+    <w:p>
+      <w:pPr>
+        <w:spacing w:after="40" w:before="0"/>
+      </w:pPr>
+      <w:r>
+        <w:t xml:space="preserve">     A. $43.05</w:t>
+      </w:r>
+    </w:p>
+    <w:p>
+      <w:pPr>
+        <w:spacing w:after="40" w:before="0"/>
+      </w:pPr>
+      <w:r>
+        <w:t xml:space="preserve">     B. $42.05</w:t>
+      </w:r>
+    </w:p>
+    <w:p>
+      <w:pPr>
+        <w:spacing w:after="40" w:before="0"/>
+      </w:pPr>
+      <w:r>
+        <w:t xml:space="preserve">     C. $43.15</w:t>
+      </w:r>
+    </w:p>
+    <w:p>
+      <w:pPr>
+        <w:spacing w:after="40" w:before="0"/>
+      </w:pPr>
+      <w:r>
+        <w:t xml:space="preserve">     D. $42.95</w:t>
       </w:r>
     </w:p>
     <w:p>
@@ -1239,39 +1265,39 @@
           <w:b/>
           <w:bCs/>
         </w:rPr>
-        <w:t xml:space="preserve">9. Maya buys items for $8.75 and $3.40. She pays with $20. How much change does she get?</w:t>
-      </w:r>
-    </w:p>
-    <w:p>
-      <w:pPr>
-        <w:spacing w:after="40" w:before="0"/>
-      </w:pPr>
-      <w:r>
-        <w:t xml:space="preserve">     A. $7.85</w:t>
-      </w:r>
-    </w:p>
-    <w:p>
-      <w:pPr>
-        <w:spacing w:after="40" w:before="0"/>
-      </w:pPr>
-      <w:r>
-        <w:t xml:space="preserve">     B. $7.15</w:t>
-      </w:r>
-    </w:p>
-    <w:p>
-      <w:pPr>
-        <w:spacing w:after="40" w:before="0"/>
-      </w:pPr>
-      <w:r>
-        <w:t xml:space="preserve">     C. $11.85</w:t>
-      </w:r>
-    </w:p>
-    <w:p>
-      <w:pPr>
-        <w:spacing w:after="40" w:before="0"/>
-      </w:pPr>
-      <w:r>
-        <w:t xml:space="preserve">     D. $8.15</w:t>
+        <w:t xml:space="preserve">9. Case File: The oxygen gauge dropped from 9.6 units to a new reading after the crew used 4.75 units. How much oxygen is left?</w:t>
+      </w:r>
+    </w:p>
+    <w:p>
+      <w:pPr>
+        <w:spacing w:after="40" w:before="0"/>
+      </w:pPr>
+      <w:r>
+        <w:t xml:space="preserve">     A. 4.85</w:t>
+      </w:r>
+    </w:p>
+    <w:p>
+      <w:pPr>
+        <w:spacing w:after="40" w:before="0"/>
+      </w:pPr>
+      <w:r>
+        <w:t xml:space="preserve">     B. 5.85</w:t>
+      </w:r>
+    </w:p>
+    <w:p>
+      <w:pPr>
+        <w:spacing w:after="40" w:before="0"/>
+      </w:pPr>
+      <w:r>
+        <w:t xml:space="preserve">     C. 4.95</w:t>
+      </w:r>
+    </w:p>
+    <w:p>
+      <w:pPr>
+        <w:spacing w:after="40" w:before="0"/>
+      </w:pPr>
+      <w:r>
+        <w:t xml:space="preserve">     D. 5.15</w:t>
       </w:r>
     </w:p>
     <w:p>
@@ -1294,39 +1320,39 @@
           <w:b/>
           <w:bCs/>
         </w:rPr>
-        <w:t xml:space="preserve">10. What is 9.07 + 0.93?</w:t>
-      </w:r>
-    </w:p>
-    <w:p>
-      <w:pPr>
-        <w:spacing w:after="40" w:before="0"/>
-      </w:pPr>
-      <w:r>
-        <w:t xml:space="preserve">     A. 10</w:t>
-      </w:r>
-    </w:p>
-    <w:p>
-      <w:pPr>
-        <w:spacing w:after="40" w:before="0"/>
-      </w:pPr>
-      <w:r>
-        <w:t xml:space="preserve">     B. 9.10</w:t>
-      </w:r>
-    </w:p>
-    <w:p>
-      <w:pPr>
-        <w:spacing w:after="40" w:before="0"/>
-      </w:pPr>
-      <w:r>
-        <w:t xml:space="preserve">     C. 10.1</w:t>
-      </w:r>
-    </w:p>
-    <w:p>
-      <w:pPr>
-        <w:spacing w:after="40" w:before="0"/>
-      </w:pPr>
-      <w:r>
-        <w:t xml:space="preserve">     D. 9.97</w:t>
+        <w:t xml:space="preserve">10. Case File: A supply log started the shift with $48.00 in the station snack fund. By the end, $31.27 had been spent. How much is left in the fund?</w:t>
+      </w:r>
+    </w:p>
+    <w:p>
+      <w:pPr>
+        <w:spacing w:after="40" w:before="0"/>
+      </w:pPr>
+      <w:r>
+        <w:t xml:space="preserve">     A. $16.73</w:t>
+      </w:r>
+    </w:p>
+    <w:p>
+      <w:pPr>
+        <w:spacing w:after="40" w:before="0"/>
+      </w:pPr>
+      <w:r>
+        <w:t xml:space="preserve">     B. $17.73</w:t>
+      </w:r>
+    </w:p>
+    <w:p>
+      <w:pPr>
+        <w:spacing w:after="40" w:before="0"/>
+      </w:pPr>
+      <w:r>
+        <w:t xml:space="preserve">     C. $16.83</w:t>
+      </w:r>
+    </w:p>
+    <w:p>
+      <w:pPr>
+        <w:spacing w:after="40" w:before="0"/>
+      </w:pPr>
+      <w:r>
+        <w:t xml:space="preserve">     D. $17.27</w:t>
       </w:r>
     </w:p>
     <w:p>
@@ -1372,10 +1398,22 @@
     </w:p>
     <w:p>
       <w:pPr>
+        <w:spacing w:after="20" w:before="0"/>
+      </w:pPr>
+      <w:r>
+        <w:t xml:space="preserve">     Line up decimals: 14.60 + 3.85. Hundredths: 0 + 5 = 5. Tenths: 6 + 8 = 14, write 4 carry 1. Ones: 4 + 3 + 1 = 8. Tens: 1. Answer: 18.45.</w:t>
+      </w:r>
+    </w:p>
+    <w:p>
+      <w:pPr>
         <w:spacing w:after="80" w:before="0"/>
       </w:pPr>
       <w:r>
-        <w:t xml:space="preserve">     Line up decimals: 14.60 + 3.85. Hundredths: 0 + 5 = 5. Tenths: 6 + 8 = 14, write 4 carry 1. Ones: 4 + 3 + 1 = 8. Tens: 1. Answer: 18.45.</w:t>
+        <w:rPr>
+          <w:i/>
+          <w:iCs/>
+        </w:rPr>
+        <w:t xml:space="preserve">     Watch for: A common mistake in Add and Subtract Decimals is skipping the key idea: "Line up the decimal points, annex zeros if needed, then add or subtract one column at a time." — always check your work against this rule before you submit.</w:t>
       </w:r>
     </w:p>
     <w:p>
@@ -1392,10 +1430,22 @@
     </w:p>
     <w:p>
       <w:pPr>
+        <w:spacing w:after="20" w:before="0"/>
+      </w:pPr>
+      <w:r>
+        <w:t xml:space="preserve">     Rewrite as 20.30 − 7.48. Annex a zero so both have two decimal places. Work carefully with borrowing: 20.30 − 7.48 = 12.82.</w:t>
+      </w:r>
+    </w:p>
+    <w:p>
+      <w:pPr>
         <w:spacing w:after="80" w:before="0"/>
       </w:pPr>
       <w:r>
-        <w:t xml:space="preserve">     Rewrite as 20.30 − 7.48. Annex a zero so both have two decimal places. Work carefully with borrowing: 20.30 − 7.48 = 12.82.</w:t>
+        <w:rPr>
+          <w:i/>
+          <w:iCs/>
+        </w:rPr>
+        <w:t xml:space="preserve">     Watch for: A common mistake in Add and Subtract Decimals is skipping the key idea: "Line up the decimal points, annex zeros if needed, then add or subtract one column at a time." — always check your work against this rule before you submit.</w:t>
       </w:r>
     </w:p>
     <w:p>
@@ -1540,10 +1590,22 @@
     </w:p>
     <w:p>
       <w:pPr>
+        <w:spacing w:after="20" w:before="0"/>
+      </w:pPr>
+      <w:r>
+        <w:t xml:space="preserve">     4.59 + 12.75 + 3.80 = 21.14. Line up decimal points and add column by column.</w:t>
+      </w:r>
+    </w:p>
+    <w:p>
+      <w:pPr>
         <w:spacing w:after="80" w:before="0"/>
       </w:pPr>
       <w:r>
-        <w:t xml:space="preserve">     4.59 + 12.75 + 3.80 = 21.14. Line up decimal points and add column by column.</w:t>
+        <w:rPr>
+          <w:i/>
+          <w:iCs/>
+        </w:rPr>
+        <w:t xml:space="preserve">     Watch for: A common mistake in Add and Subtract Decimals is skipping the key idea: "Line up the decimal points, annex zeros if needed, then add or subtract one column at a time." — always check your work against this rule before you submit.</w:t>
       </w:r>
     </w:p>
     <w:p>
@@ -1623,7 +1685,43 @@
           <w:b/>
           <w:bCs/>
         </w:rPr>
-        <w:t xml:space="preserve">7. A. 20.25</w:t>
+        <w:t xml:space="preserve">7. onLevel — Spot the Common Mistake</w:t>
+      </w:r>
+    </w:p>
+    <w:p>
+      <w:pPr>
+        <w:spacing w:after="20" w:before="0"/>
+      </w:pPr>
+      <w:r>
+        <w:t xml:space="preserve">     The mistake is in Step 2.</w:t>
+      </w:r>
+    </w:p>
+    <w:p>
+      <w:pPr>
+        <w:spacing w:after="20" w:before="0"/>
+      </w:pPr>
+      <w:r>
+        <w:t xml:space="preserve">     Correct work: Follow the key idea: Line up the decimal points, annex zeros if needed, then add or subtract one column at a time.</w:t>
+      </w:r>
+    </w:p>
+    <w:p>
+      <w:pPr>
+        <w:spacing w:after="40" w:before="0"/>
+      </w:pPr>
+      <w:r>
+        <w:rPr>
+          <w:b/>
+          <w:bCs/>
+        </w:rPr>
+        <w:t xml:space="preserve">8. A. $43.05</w:t>
+      </w:r>
+    </w:p>
+    <w:p>
+      <w:pPr>
+        <w:spacing w:after="20" w:before="0"/>
+      </w:pPr>
+      <w:r>
+        <w:t xml:space="preserve">     Line up the decimal points: 27.60 + 15.45. Hundredths: 0 + 5 = 5. Tenths: 6 + 4 = 10, write 0 carry 1. Ones: 7 + 5 + 1 = 13, write 3 carry 1. Tens: 2 + 1 + 1 = 4. Total: $43.05.</w:t>
       </w:r>
     </w:p>
     <w:p>
@@ -1631,19 +1729,31 @@
         <w:spacing w:after="80" w:before="0"/>
       </w:pPr>
       <w:r>
-        <w:t xml:space="preserve">     Line up decimal points: 12.45 + 7.80 = 20.25.</w:t>
-      </w:r>
-    </w:p>
-    <w:p>
-      <w:pPr>
-        <w:spacing w:after="40" w:before="0"/>
-      </w:pPr>
-      <w:r>
-        <w:rPr>
-          <w:b/>
-          <w:bCs/>
-        </w:rPr>
-        <w:t xml:space="preserve">8. A. 15.4</w:t>
+        <w:rPr>
+          <w:i/>
+          <w:iCs/>
+        </w:rPr>
+        <w:t xml:space="preserve">     Watch for: A common mistake in Add and Subtract Decimals is skipping the key idea: "Line up the decimal points, annex zeros if needed, then add or subtract one column at a time." — always check your work against this rule before you submit.</w:t>
+      </w:r>
+    </w:p>
+    <w:p>
+      <w:pPr>
+        <w:spacing w:after="40" w:before="0"/>
+      </w:pPr>
+      <w:r>
+        <w:rPr>
+          <w:b/>
+          <w:bCs/>
+        </w:rPr>
+        <w:t xml:space="preserve">9. A. 4.85</w:t>
+      </w:r>
+    </w:p>
+    <w:p>
+      <w:pPr>
+        <w:spacing w:after="20" w:before="0"/>
+      </w:pPr>
+      <w:r>
+        <w:t xml:space="preserve">     Annex a zero so 9.6 becomes 9.60, then subtract: 9.60 − 4.75 = 4.85 units. Borrow in the hundredths and tenths places to subtract correctly.</w:t>
       </w:r>
     </w:p>
     <w:p>
@@ -1651,19 +1761,31 @@
         <w:spacing w:after="80" w:before="0"/>
       </w:pPr>
       <w:r>
-        <w:t xml:space="preserve">     30.0 − 14.6 = 15.4.</w:t>
-      </w:r>
-    </w:p>
-    <w:p>
-      <w:pPr>
-        <w:spacing w:after="40" w:before="0"/>
-      </w:pPr>
-      <w:r>
-        <w:rPr>
-          <w:b/>
-          <w:bCs/>
-        </w:rPr>
-        <w:t xml:space="preserve">9. A. $7.85</w:t>
+        <w:rPr>
+          <w:i/>
+          <w:iCs/>
+        </w:rPr>
+        <w:t xml:space="preserve">     Watch for: A common mistake in Add and Subtract Decimals is skipping the key idea: "Line up the decimal points, annex zeros if needed, then add or subtract one column at a time." — always check your work against this rule before you submit.</w:t>
+      </w:r>
+    </w:p>
+    <w:p>
+      <w:pPr>
+        <w:spacing w:after="40" w:before="0"/>
+      </w:pPr>
+      <w:r>
+        <w:rPr>
+          <w:b/>
+          <w:bCs/>
+        </w:rPr>
+        <w:t xml:space="preserve">10. A. $16.73</w:t>
+      </w:r>
+    </w:p>
+    <w:p>
+      <w:pPr>
+        <w:spacing w:after="20" w:before="0"/>
+      </w:pPr>
+      <w:r>
+        <w:t xml:space="preserve">     Write 48.00 − 31.27 with points lined up. Hundredths: 0 − 7 → borrow → 10 − 7 = 3. Tenths: 9 − 2 = 7 (after borrowing). Ones: 7 − 1 = 6. Tens: 4 − 3 = 1. Answer: $16.73.</w:t>
       </w:r>
     </w:p>
     <w:p>
@@ -1671,27 +1793,11 @@
         <w:spacing w:after="80" w:before="0"/>
       </w:pPr>
       <w:r>
-        <w:t xml:space="preserve">     8.75 + 3.40 = 12.15; 20.00 − 12.15 = 7.85.</w:t>
-      </w:r>
-    </w:p>
-    <w:p>
-      <w:pPr>
-        <w:spacing w:after="40" w:before="0"/>
-      </w:pPr>
-      <w:r>
-        <w:rPr>
-          <w:b/>
-          <w:bCs/>
-        </w:rPr>
-        <w:t xml:space="preserve">10. A. 10</w:t>
-      </w:r>
-    </w:p>
-    <w:p>
-      <w:pPr>
-        <w:spacing w:after="80" w:before="0"/>
-      </w:pPr>
-      <w:r>
-        <w:t xml:space="preserve">     9.07 + 0.93 = 10.00.</w:t>
+        <w:rPr>
+          <w:i/>
+          <w:iCs/>
+        </w:rPr>
+        <w:t xml:space="preserve">     Watch for: A common mistake in Add and Subtract Decimals is skipping the key idea: "Line up the decimal points, annex zeros if needed, then add or subtract one column at a time." — always check your work against this rule before you submit.</w:t>
       </w:r>
     </w:p>
     <w:sectPr>

--- a/lessons/1-5/homework.docx
+++ b/lessons/1-5/homework.docx
@@ -993,7 +993,7 @@
           </w:tcPr>
           <w:p>
             <w:r>
-              <w:t xml:space="preserve">F. 6.55</w:t>
+              <w:t xml:space="preserve">F. 6.5</w:t>
             </w:r>
           </w:p>
         </w:tc>
@@ -1093,7 +1093,7 @@
           </w:tcPr>
           <w:p>
             <w:r>
-              <w:t xml:space="preserve">____  11.3 − 4.75</w:t>
+              <w:t xml:space="preserve">____  11.3 − 4.8</w:t>
             </w:r>
           </w:p>
         </w:tc>
@@ -1129,31 +1129,39 @@
           <w:b/>
           <w:bCs/>
         </w:rPr>
-        <w:t xml:space="preserve">7. onLevel — Spot the Common Mistake</w:t>
-      </w:r>
-    </w:p>
-    <w:p>
-      <w:pPr>
-        <w:spacing w:after="40" w:before="0"/>
-      </w:pPr>
-      <w:r>
-        <w:t xml:space="preserve">   Step 1 (Read): A student is working on Add and Subtract Decimals.</w:t>
-      </w:r>
-    </w:p>
-    <w:p>
-      <w:pPr>
-        <w:spacing w:after="40" w:before="0"/>
-      </w:pPr>
-      <w:r>
-        <w:t xml:space="preserve">   Step 2 (Attempt): They ignored the rule: Line up the decimal points, annex zeros if needed, then add or subtract one column at a time.</w:t>
-      </w:r>
-    </w:p>
-    <w:p>
-      <w:pPr>
-        <w:spacing w:after="40" w:before="0"/>
-      </w:pPr>
-      <w:r>
-        <w:t xml:space="preserve">   Step 3 (Check): The answer does not match the math rule from class.</w:t>
+        <w:t xml:space="preserve">7. Spot the Mistake — Subtracting Without a Placeholder</w:t>
+      </w:r>
+    </w:p>
+    <w:p>
+      <w:pPr>
+        <w:spacing w:after="40" w:before="0"/>
+      </w:pPr>
+      <w:r>
+        <w:t xml:space="preserve">   Step 1 (Problem): Subtract 12.5 − 3.45</w:t>
+      </w:r>
+    </w:p>
+    <w:p>
+      <w:pPr>
+        <w:spacing w:after="40" w:before="0"/>
+      </w:pPr>
+      <w:r>
+        <w:t xml:space="preserve">   Step 2 (Set up): Left 12.5 as one decimal place instead of annexing a zero</w:t>
+      </w:r>
+    </w:p>
+    <w:p>
+      <w:pPr>
+        <w:spacing w:after="40" w:before="0"/>
+      </w:pPr>
+      <w:r>
+        <w:t xml:space="preserve">   Step 3 (Subtract): 12.5 − 3.45 = 9.5</w:t>
+      </w:r>
+    </w:p>
+    <w:p>
+      <w:pPr>
+        <w:spacing w:after="40" w:before="0"/>
+      </w:pPr>
+      <w:r>
+        <w:t xml:space="preserve">   Step 4 (Final answer): 9.5</w:t>
       </w:r>
     </w:p>
     <w:p>
@@ -1413,7 +1421,7 @@
           <w:i/>
           <w:iCs/>
         </w:rPr>
-        <w:t xml:space="preserve">     Watch for: A common mistake in Add and Subtract Decimals is skipping the key idea: "Line up the decimal points, annex zeros if needed, then add or subtract one column at a time." — always check your work against this rule before you submit.</w:t>
+        <w:t xml:space="preserve">     Watch for: A common mistake in Add and Subtract Decimals is lining up the last digits (the right edges) of each number instead of lining up the decimal points — for example, adding 8.3 and 2.45 as if the 3 and the 5 belong in the same column. Before you add or subtract, annex zeros so every number has the same number of decimal places (write 8.3 as 8.30), then check that the decimal points sit directly above one another.</w:t>
       </w:r>
     </w:p>
     <w:p>
@@ -1445,7 +1453,7 @@
           <w:i/>
           <w:iCs/>
         </w:rPr>
-        <w:t xml:space="preserve">     Watch for: A common mistake in Add and Subtract Decimals is skipping the key idea: "Line up the decimal points, annex zeros if needed, then add or subtract one column at a time." — always check your work against this rule before you submit.</w:t>
+        <w:t xml:space="preserve">     Watch for: A common mistake in Add and Subtract Decimals is lining up the last digits (the right edges) of each number instead of lining up the decimal points — for example, adding 8.3 and 2.45 as if the 3 and the 5 belong in the same column. Before you add or subtract, annex zeros so every number has the same number of decimal places (write 8.3 as 8.30), then check that the decimal points sit directly above one another.</w:t>
       </w:r>
     </w:p>
     <w:p>
@@ -1605,7 +1613,7 @@
           <w:i/>
           <w:iCs/>
         </w:rPr>
-        <w:t xml:space="preserve">     Watch for: A common mistake in Add and Subtract Decimals is skipping the key idea: "Line up the decimal points, annex zeros if needed, then add or subtract one column at a time." — always check your work against this rule before you submit.</w:t>
+        <w:t xml:space="preserve">     Watch for: A common mistake in Add and Subtract Decimals is lining up the last digits (the right edges) of each number instead of lining up the decimal points — for example, adding 8.3 and 2.45 as if the 3 and the 5 belong in the same column. Before you add or subtract, annex zeros so every number has the same number of decimal places (write 8.3 as 8.30), then check that the decimal points sit directly above one another.</w:t>
       </w:r>
     </w:p>
     <w:p>
@@ -1665,7 +1673,7 @@
         <w:spacing w:after="20" w:before="0"/>
       </w:pPr>
       <w:r>
-        <w:t xml:space="preserve">     11.3 − 4.75 → 6.55</w:t>
+        <w:t xml:space="preserve">     11.3 − 4.8 → 6.5</w:t>
       </w:r>
     </w:p>
     <w:p>
@@ -1685,7 +1693,7 @@
           <w:b/>
           <w:bCs/>
         </w:rPr>
-        <w:t xml:space="preserve">7. onLevel — Spot the Common Mistake</w:t>
+        <w:t xml:space="preserve">7. Spot the Mistake — Subtracting Without a Placeholder</w:t>
       </w:r>
     </w:p>
     <w:p>
@@ -1701,7 +1709,7 @@
         <w:spacing w:after="20" w:before="0"/>
       </w:pPr>
       <w:r>
-        <w:t xml:space="preserve">     Correct work: Follow the key idea: Line up the decimal points, annex zeros if needed, then add or subtract one column at a time.</w:t>
+        <w:t xml:space="preserve">     Correct work: The student did not annex a zero, so the hundredths place had nothing to subtract from. Write 12.5 as 12.50, then line up the decimal points: 12.50 − 3.45. Hundredths: 0 − 5 → borrow → 10 − 5 = 5. Tenths: 4 − 4 = 0 (after borrowing). Ones: 2 − 3 → borrow → 12 − 3 = 9. Tens: 0 (after borrowing). The correct difference is 9.05.</w:t>
       </w:r>
     </w:p>
     <w:p>
@@ -1733,7 +1741,7 @@
           <w:i/>
           <w:iCs/>
         </w:rPr>
-        <w:t xml:space="preserve">     Watch for: A common mistake in Add and Subtract Decimals is skipping the key idea: "Line up the decimal points, annex zeros if needed, then add or subtract one column at a time." — always check your work against this rule before you submit.</w:t>
+        <w:t xml:space="preserve">     Watch for: A common mistake in Add and Subtract Decimals is lining up the last digits (the right edges) of each number instead of lining up the decimal points — for example, adding 8.3 and 2.45 as if the 3 and the 5 belong in the same column. Before you add or subtract, annex zeros so every number has the same number of decimal places (write 8.3 as 8.30), then check that the decimal points sit directly above one another.</w:t>
       </w:r>
     </w:p>
     <w:p>
@@ -1765,7 +1773,7 @@
           <w:i/>
           <w:iCs/>
         </w:rPr>
-        <w:t xml:space="preserve">     Watch for: A common mistake in Add and Subtract Decimals is skipping the key idea: "Line up the decimal points, annex zeros if needed, then add or subtract one column at a time." — always check your work against this rule before you submit.</w:t>
+        <w:t xml:space="preserve">     Watch for: A common mistake in Add and Subtract Decimals is lining up the last digits (the right edges) of each number instead of lining up the decimal points — for example, adding 8.3 and 2.45 as if the 3 and the 5 belong in the same column. Before you add or subtract, annex zeros so every number has the same number of decimal places (write 8.3 as 8.30), then check that the decimal points sit directly above one another.</w:t>
       </w:r>
     </w:p>
     <w:p>
@@ -1797,7 +1805,7 @@
           <w:i/>
           <w:iCs/>
         </w:rPr>
-        <w:t xml:space="preserve">     Watch for: A common mistake in Add and Subtract Decimals is skipping the key idea: "Line up the decimal points, annex zeros if needed, then add or subtract one column at a time." — always check your work against this rule before you submit.</w:t>
+        <w:t xml:space="preserve">     Watch for: A common mistake in Add and Subtract Decimals is lining up the last digits (the right edges) of each number instead of lining up the decimal points — for example, adding 8.3 and 2.45 as if the 3 and the 5 belong in the same column. Before you add or subtract, annex zeros so every number has the same number of decimal places (write 8.3 as 8.30), then check that the decimal points sit directly above one another.</w:t>
       </w:r>
     </w:p>
     <w:sectPr>

--- a/lessons/1-5/homework.docx
+++ b/lessons/1-5/homework.docx
@@ -192,132 +192,6 @@
                     </pic:cNvPicPr>
                   </pic:nvPicPr>
                   <pic:blipFill>
-                    <a:blip r:embed="rId7" cstate="none"/>
-                    <a:srcRect/>
-                    <a:stretch>
-                      <a:fillRect/>
-                    </a:stretch>
-                  </pic:blipFill>
-                  <pic:spPr bwMode="auto">
-                    <a:xfrm>
-                      <a:off x="0" y="0"/>
-                      <a:ext cx="1047750" cy="790575"/>
-                    </a:xfrm>
-                    <a:prstGeom prst="rect">
-                      <a:avLst/>
-                    </a:prstGeom>
-                  </pic:spPr>
-                </pic:pic>
-              </a:graphicData>
-            </a:graphic>
-          </wp:inline>
-        </w:drawing>
-      </w:r>
-    </w:p>
-    <w:p>
-      <w:pPr>
-        <w:keepNext/>
-        <w:spacing w:after="120"/>
-      </w:pPr>
-      <w:r>
-        <w:rPr>
-          <w:b/>
-          <w:bCs/>
-        </w:rPr>
-        <w:t xml:space="preserve">pattern rule (regla del patrón)</w:t>
-      </w:r>
-      <w:r>
-        <w:t xml:space="preserve"> — The instruction that tells how to get from one number in a pattern to the next.</w:t>
-      </w:r>
-    </w:p>
-    <w:p>
-      <w:pPr>
-        <w:keepNext/>
-        <w:spacing w:after="20" w:before="80"/>
-        <w:jc w:val="center"/>
-      </w:pPr>
-      <w:r>
-        <w:drawing>
-          <wp:inline distT="0" distB="0" distL="0" distR="0">
-            <wp:extent cx="1047750" cy="790575"/>
-            <wp:effectExtent t="0" r="0" b="0" l="0"/>
-            <wp:docPr id="1" name="" descr="" title=""/>
-            <wp:cNvGraphicFramePr>
-              <a:graphicFrameLocks xmlns:a="http://schemas.openxmlformats.org/drawingml/2006/main" noChangeAspect="1"/>
-            </wp:cNvGraphicFramePr>
-            <a:graphic xmlns:a="http://schemas.openxmlformats.org/drawingml/2006/main">
-              <a:graphicData uri="http://schemas.openxmlformats.org/drawingml/2006/picture">
-                <pic:pic xmlns:pic="http://schemas.openxmlformats.org/drawingml/2006/picture">
-                  <pic:nvPicPr>
-                    <pic:cNvPr id="0" name="" descr=""/>
-                    <pic:cNvPicPr>
-                      <a:picLocks noChangeAspect="1" noChangeArrowheads="1"/>
-                    </pic:cNvPicPr>
-                  </pic:nvPicPr>
-                  <pic:blipFill>
-                    <a:blip r:embed="rId7" cstate="none"/>
-                    <a:srcRect/>
-                    <a:stretch>
-                      <a:fillRect/>
-                    </a:stretch>
-                  </pic:blipFill>
-                  <pic:spPr bwMode="auto">
-                    <a:xfrm>
-                      <a:off x="0" y="0"/>
-                      <a:ext cx="1047750" cy="790575"/>
-                    </a:xfrm>
-                    <a:prstGeom prst="rect">
-                      <a:avLst/>
-                    </a:prstGeom>
-                  </pic:spPr>
-                </pic:pic>
-              </a:graphicData>
-            </a:graphic>
-          </wp:inline>
-        </w:drawing>
-      </w:r>
-    </w:p>
-    <w:p>
-      <w:pPr>
-        <w:keepNext/>
-        <w:spacing w:after="120"/>
-      </w:pPr>
-      <w:r>
-        <w:rPr>
-          <w:b/>
-          <w:bCs/>
-        </w:rPr>
-        <w:t xml:space="preserve">generalization (generalización)</w:t>
-      </w:r>
-      <w:r>
-        <w:t xml:space="preserve"> — A statement that is true for a whole pattern, made by noticing repeated calculations.</w:t>
-      </w:r>
-    </w:p>
-    <w:p>
-      <w:pPr>
-        <w:keepNext/>
-        <w:spacing w:after="20" w:before="80"/>
-        <w:jc w:val="center"/>
-      </w:pPr>
-      <w:r>
-        <w:drawing>
-          <wp:inline distT="0" distB="0" distL="0" distR="0">
-            <wp:extent cx="1047750" cy="790575"/>
-            <wp:effectExtent t="0" r="0" b="0" l="0"/>
-            <wp:docPr id="1" name="" descr="" title=""/>
-            <wp:cNvGraphicFramePr>
-              <a:graphicFrameLocks xmlns:a="http://schemas.openxmlformats.org/drawingml/2006/main" noChangeAspect="1"/>
-            </wp:cNvGraphicFramePr>
-            <a:graphic xmlns:a="http://schemas.openxmlformats.org/drawingml/2006/main">
-              <a:graphicData uri="http://schemas.openxmlformats.org/drawingml/2006/picture">
-                <pic:pic xmlns:pic="http://schemas.openxmlformats.org/drawingml/2006/picture">
-                  <pic:nvPicPr>
-                    <pic:cNvPr id="0" name="" descr=""/>
-                    <pic:cNvPicPr>
-                      <a:picLocks noChangeAspect="1" noChangeArrowheads="1"/>
-                    </pic:cNvPicPr>
-                  </pic:nvPicPr>
-                  <pic:blipFill>
                     <a:blip r:embed="rId8" cstate="none"/>
                     <a:srcRect/>
                     <a:stretch>
@@ -350,10 +224,10 @@
           <w:b/>
           <w:bCs/>
         </w:rPr>
-        <w:t xml:space="preserve">table of values (tabla de valores)</w:t>
-      </w:r>
-      <w:r>
-        <w:t xml:space="preserve"> — A table that lists each step of a pattern so you can check that a solution is reasonable.</w:t>
+        <w:t xml:space="preserve">pattern rule (regla del patrón)</w:t>
+      </w:r>
+      <w:r>
+        <w:t xml:space="preserve"> — The instruction that tells how to get from one number in a pattern to the next.</w:t>
       </w:r>
     </w:p>
     <w:p>
@@ -413,6 +287,132 @@
           <w:b/>
           <w:bCs/>
         </w:rPr>
+        <w:t xml:space="preserve">generalization (generalización)</w:t>
+      </w:r>
+      <w:r>
+        <w:t xml:space="preserve"> — A statement that is true for a whole pattern, made by noticing repeated calculations.</w:t>
+      </w:r>
+    </w:p>
+    <w:p>
+      <w:pPr>
+        <w:keepNext/>
+        <w:spacing w:after="20" w:before="80"/>
+        <w:jc w:val="center"/>
+      </w:pPr>
+      <w:r>
+        <w:drawing>
+          <wp:inline distT="0" distB="0" distL="0" distR="0">
+            <wp:extent cx="1047750" cy="790575"/>
+            <wp:effectExtent t="0" r="0" b="0" l="0"/>
+            <wp:docPr id="1" name="" descr="" title=""/>
+            <wp:cNvGraphicFramePr>
+              <a:graphicFrameLocks xmlns:a="http://schemas.openxmlformats.org/drawingml/2006/main" noChangeAspect="1"/>
+            </wp:cNvGraphicFramePr>
+            <a:graphic xmlns:a="http://schemas.openxmlformats.org/drawingml/2006/main">
+              <a:graphicData uri="http://schemas.openxmlformats.org/drawingml/2006/picture">
+                <pic:pic xmlns:pic="http://schemas.openxmlformats.org/drawingml/2006/picture">
+                  <pic:nvPicPr>
+                    <pic:cNvPr id="0" name="" descr=""/>
+                    <pic:cNvPicPr>
+                      <a:picLocks noChangeAspect="1" noChangeArrowheads="1"/>
+                    </pic:cNvPicPr>
+                  </pic:nvPicPr>
+                  <pic:blipFill>
+                    <a:blip r:embed="rId10" cstate="none"/>
+                    <a:srcRect/>
+                    <a:stretch>
+                      <a:fillRect/>
+                    </a:stretch>
+                  </pic:blipFill>
+                  <pic:spPr bwMode="auto">
+                    <a:xfrm>
+                      <a:off x="0" y="0"/>
+                      <a:ext cx="1047750" cy="790575"/>
+                    </a:xfrm>
+                    <a:prstGeom prst="rect">
+                      <a:avLst/>
+                    </a:prstGeom>
+                  </pic:spPr>
+                </pic:pic>
+              </a:graphicData>
+            </a:graphic>
+          </wp:inline>
+        </w:drawing>
+      </w:r>
+    </w:p>
+    <w:p>
+      <w:pPr>
+        <w:keepNext/>
+        <w:spacing w:after="120"/>
+      </w:pPr>
+      <w:r>
+        <w:rPr>
+          <w:b/>
+          <w:bCs/>
+        </w:rPr>
+        <w:t xml:space="preserve">table of values (tabla de valores)</w:t>
+      </w:r>
+      <w:r>
+        <w:t xml:space="preserve"> — A table that lists each step of a pattern so you can check that a solution is reasonable.</w:t>
+      </w:r>
+    </w:p>
+    <w:p>
+      <w:pPr>
+        <w:keepNext/>
+        <w:spacing w:after="20" w:before="80"/>
+        <w:jc w:val="center"/>
+      </w:pPr>
+      <w:r>
+        <w:drawing>
+          <wp:inline distT="0" distB="0" distL="0" distR="0">
+            <wp:extent cx="1047750" cy="790575"/>
+            <wp:effectExtent t="0" r="0" b="0" l="0"/>
+            <wp:docPr id="1" name="" descr="" title=""/>
+            <wp:cNvGraphicFramePr>
+              <a:graphicFrameLocks xmlns:a="http://schemas.openxmlformats.org/drawingml/2006/main" noChangeAspect="1"/>
+            </wp:cNvGraphicFramePr>
+            <a:graphic xmlns:a="http://schemas.openxmlformats.org/drawingml/2006/main">
+              <a:graphicData uri="http://schemas.openxmlformats.org/drawingml/2006/picture">
+                <pic:pic xmlns:pic="http://schemas.openxmlformats.org/drawingml/2006/picture">
+                  <pic:nvPicPr>
+                    <pic:cNvPr id="0" name="" descr=""/>
+                    <pic:cNvPicPr>
+                      <a:picLocks noChangeAspect="1" noChangeArrowheads="1"/>
+                    </pic:cNvPicPr>
+                  </pic:nvPicPr>
+                  <pic:blipFill>
+                    <a:blip r:embed="rId11" cstate="none"/>
+                    <a:srcRect/>
+                    <a:stretch>
+                      <a:fillRect/>
+                    </a:stretch>
+                  </pic:blipFill>
+                  <pic:spPr bwMode="auto">
+                    <a:xfrm>
+                      <a:off x="0" y="0"/>
+                      <a:ext cx="1047750" cy="790575"/>
+                    </a:xfrm>
+                    <a:prstGeom prst="rect">
+                      <a:avLst/>
+                    </a:prstGeom>
+                  </pic:spPr>
+                </pic:pic>
+              </a:graphicData>
+            </a:graphic>
+          </wp:inline>
+        </w:drawing>
+      </w:r>
+    </w:p>
+    <w:p>
+      <w:pPr>
+        <w:keepNext/>
+        <w:spacing w:after="120"/>
+      </w:pPr>
+      <w:r>
+        <w:rPr>
+          <w:b/>
+          <w:bCs/>
+        </w:rPr>
         <w:t xml:space="preserve">reasonableness (sensatez del resultado)</w:t>
       </w:r>
       <w:r>
